--- a/public/uploads/swakelola/sppg/B. 6. Rencana Kebutuhan Tenaga Kerja, Bahan, Peralatan, dan Tenaga Ahli.docx
+++ b/public/uploads/swakelola/sppg/B. 6. Rencana Kebutuhan Tenaga Kerja, Bahan, Peralatan, dan Tenaga Ahli.docx
@@ -4,7 +4,61 @@
   <w:body>
     <w:p>
       <w:pPr>
-        <w:spacing w:before="0" w:after="40"/>
+        <w:spacing w:before="0" w:after="200" w:line="240" w:lineRule="auto"/>
+        <w:jc w:val="center"/>
+      </w:pPr>
+      <w:r>
+        <w:drawing>
+          <wp:inline xmlns:a="http://schemas.openxmlformats.org/drawingml/2006/main" xmlns:pic="http://schemas.openxmlformats.org/drawingml/2006/picture">
+            <wp:extent cx="5940000" cy="876504"/>
+            <wp:docPr id="1" name="Picture 1"/>
+            <wp:cNvGraphicFramePr>
+              <a:graphicFrameLocks noChangeAspect="1"/>
+            </wp:cNvGraphicFramePr>
+            <a:graphic>
+              <a:graphicData uri="http://schemas.openxmlformats.org/drawingml/2006/picture">
+                <pic:pic>
+                  <pic:nvPicPr>
+                    <pic:cNvPr id="0" name="1775466518_6770018a33b3f91eebd0.png"/>
+                    <pic:cNvPicPr/>
+                  </pic:nvPicPr>
+                  <pic:blipFill>
+                    <a:blip r:embed="rId9"/>
+                    <a:stretch>
+                      <a:fillRect/>
+                    </a:stretch>
+                  </pic:blipFill>
+                  <pic:spPr>
+                    <a:xfrm>
+                      <a:off x="0" y="0"/>
+                      <a:ext cx="5940000" cy="876504"/>
+                    </a:xfrm>
+                    <a:prstGeom prst="rect"/>
+                  </pic:spPr>
+                </pic:pic>
+              </a:graphicData>
+            </a:graphic>
+          </wp:inline>
+        </w:drawing>
+      </w:r>
+    </w:p>
+    <w:p>
+      <w:pPr>
+        <w:spacing w:before="40" w:after="40" w:line="276" w:lineRule="auto"/>
+        <w:jc w:val="center"/>
+      </w:pPr>
+      <w:r>
+        <w:rPr>
+          <w:rFonts w:ascii="Arial" w:hAnsi="Arial"/>
+          <w:b/>
+          <w:sz w:val="23"/>
+        </w:rPr>
+        <w:t>RENCANA KEBUTUHAN TENAGA KERJA, BAHAN, PERALATAN,</w:t>
+      </w:r>
+    </w:p>
+    <w:p>
+      <w:pPr>
+        <w:spacing w:before="0" w:after="40" w:line="276" w:lineRule="auto"/>
         <w:jc w:val="center"/>
       </w:pPr>
       <w:r>
@@ -13,223 +67,1501 @@
           <w:b/>
           <w:sz w:val="22"/>
         </w:rPr>
-        <w:t>KEMENTERIAN PEKERJAAN UMUM</w:t>
-        <w:br/>
-        <w:t>DIREKTORAT JENDERAL PRASARANA STRATEGIS</w:t>
-        <w:br/>
-        <w:t>SATUAN KERJA PELAKSANAAN PRASARANA STRATEGIS RIAU</w:t>
-        <w:br/>
+        <w:t>DAN TENAGA AHLI KEGIATAN SWAKELOLA TIPE I</w:t>
       </w:r>
     </w:p>
     <w:p>
       <w:pPr>
-        <w:spacing w:before="0" w:after="160"/>
-        <w:jc w:val="center"/>
-      </w:pPr>
-      <w:r>
-        <w:rPr>
-          <w:rFonts w:ascii="Arial" w:hAnsi="Arial"/>
-          <w:color w:val="787878"/>
-          <w:sz w:val="17"/>
-        </w:rPr>
-        <w:t>Jalan Bakti, Ruko Komplek Mutiara Asri Garden, Sidomulyo Timur, Marpoyan Damai, Pekanbaru</w:t>
-        <w:br/>
-        <w:t>—————————————————————————————————————————————————————————————————</w:t>
-      </w:r>
-    </w:p>
-    <w:p>
-      <w:pPr>
-        <w:spacing w:before="160" w:after="200"/>
+        <w:spacing w:before="0" w:after="200" w:line="276" w:lineRule="auto"/>
         <w:jc w:val="center"/>
       </w:pPr>
       <w:r>
         <w:rPr>
           <w:rFonts w:ascii="Arial" w:hAnsi="Arial"/>
           <w:b/>
-          <w:sz w:val="23"/>
+          <w:sz w:val="22"/>
         </w:rPr>
-        <w:t>RENCANA KEBUTUHAN TENAGA KERJA, BAHAN, PERALATAN, DAN TENAGA AHLI</w:t>
-        <w:br/>
+        <w:t>ADMINISTRASI KEGIATAN PEMBANGUNAN GEDUNG SPPG PROVINSI RIAU TA 2025</w:t>
       </w:r>
+    </w:p>
+    <w:p>
+      <w:pPr>
+        <w:keepNext/>
+        <w:spacing w:before="160" w:after="80"/>
+        <w:jc w:val="left"/>
+      </w:pPr>
       <w:r>
         <w:rPr>
           <w:rFonts w:ascii="Arial" w:hAnsi="Arial"/>
           <w:b/>
-          <w:sz w:val="23"/>
+          <w:sz w:val="21"/>
         </w:rPr>
-        <w:t>ADMINISTRASI KEGIATAN PEMBANGUNAN GEDUNG SPPG PROVINSI RIAU</w:t>
-        <w:br/>
+        <w:t>I. DASAR PENYUSUNAN</w:t>
       </w:r>
+    </w:p>
+    <w:p>
+      <w:pPr>
+        <w:spacing w:before="0" w:after="120" w:line="300" w:lineRule="auto"/>
+        <w:jc w:val="both"/>
+      </w:pPr>
+      <w:r>
+        <w:rPr>
+          <w:rFonts w:ascii="Arial" w:hAnsi="Arial"/>
+          <w:b w:val="0"/>
+          <w:sz w:val="21"/>
+        </w:rPr>
+        <w:t>Dokumen Rencana Kebutuhan Sumber Daya ini disusun berdasarkan Kerangka Acuan Kerja (KAK) dan Rencana Anggaran Biaya (RAB) Final Kegiatan Administrasi Pembangunan Gedung SPPG Provinsi Riau TA 2025 untuk memastikan seluruh kebutuhan personel, bahan operasional, dan peralatan kerja teridentifikasi secara terukur.</w:t>
+      </w:r>
+    </w:p>
+    <w:p>
+      <w:pPr>
+        <w:keepNext/>
+        <w:spacing w:before="160" w:after="80"/>
+        <w:jc w:val="left"/>
+      </w:pPr>
       <w:r>
         <w:rPr>
           <w:rFonts w:ascii="Arial" w:hAnsi="Arial"/>
           <w:b/>
-          <w:sz w:val="23"/>
+          <w:sz w:val="21"/>
         </w:rPr>
-        <w:t>TAHUN ANGGARAN 2025</w:t>
-      </w:r>
-    </w:p>
-    <w:p>
-      <w:r>
-        <w:rPr>
-          <w:rFonts w:ascii="Arial" w:hAnsi="Arial"/>
-          <w:sz w:val="19"/>
-        </w:rPr>
-        <w:t>I. RENCANA KEBUTUHAN TENAGA KERJA / PERSONEL</w:t>
-        <w:br/>
-        <w:t>Kebutuhan personel pelaksana dipenuhi dari personil organik dan penata teknik Satker Pelaksanaan Prasarana Strategis Riau:</w:t>
-        <w:br/>
-        <w:t>1. Koordinator Lapangan / Penata Teknik (Junaidi)</w:t>
-        <w:br/>
-        <w:t>2. Tim Verifikasi &amp; Keuangan (Nurulia Sefriandari, Firmansyah, Herlinda)</w:t>
-        <w:br/>
-        <w:t>3. Tim Teknis Pemantauan &amp; Dokumentasi Lapangan (Muhammad Syah Ridwan, Lufti Akbar, Agung Justika Indra, Noni Septiani, Yoanda Adimas Putra)</w:t>
-        <w:br/>
-        <w:br/>
-        <w:t>II. RENCANA KEBUTUHAN BAHAN HABIS PAKAI</w:t>
-        <w:br/>
-        <w:t>1. Kertas HVS F4 &amp; A4 (70/80 gr) untuk dokumen administrasi dan laporan SPPG</w:t>
-        <w:br/>
-        <w:t>2. Toner Printer HP Laserjet dan Catridge Epson</w:t>
-        <w:br/>
-        <w:t>3. Ordner, map snelhecter, pulpen, spidol, dan perlengkapan arsip kantor</w:t>
-        <w:br/>
-        <w:t>4. Harddisk eksternal dan flashdisk untuk backup data foto dan dokumen digital</w:t>
-        <w:br/>
-        <w:t>5. Penggandaan dan penjilidan laporan pelaksanaan kegiatan SPPG</w:t>
-        <w:br/>
-        <w:br/>
-        <w:t>III. RENCANA KEBUTUHAN PERALATAN DAN SARANA</w:t>
-        <w:br/>
-        <w:t>1. Laptop / Komputer PC pengolah data administrasi</w:t>
-        <w:br/>
-        <w:t>2. Printer dan Scanner berkecepatan tinggi</w:t>
-        <w:br/>
-        <w:t>3. Kamera dokumentasi fisik kegiatan lapangan</w:t>
-        <w:br/>
-        <w:t>4. Kendaraan operasional roda empat untuk monitoring ke lokasi SPPG (Kampar, Dumai, Siak)</w:t>
-        <w:br/>
-        <w:br/>
-        <w:t>IV. CATATAN PENGADAAN DAN PEMBIAYAAN</w:t>
-        <w:br/>
-        <w:t>Seluruh belanja bahan dilaksanakan melalui penyedia toko lokal terdaftar dengan bukti kuitansi, faktur, nota, dan bukti pungut pajak yang sah. Perjalanan dinas dibayarkan secara at cost berdasarkan standar biaya masukan (SBM) yang berlaku.</w:t>
-      </w:r>
-    </w:p>
-    <w:p>
-      <w:pPr>
-        <w:spacing w:before="280" w:after="80"/>
-        <w:jc w:val="right"/>
-      </w:pPr>
-      <w:r>
-        <w:rPr>
-          <w:rFonts w:ascii="Arial" w:hAnsi="Arial"/>
-          <w:sz w:val="20"/>
-        </w:rPr>
-        <w:t>Pekanbaru, 25 September 2025</w:t>
+        <w:t>II. RENCANA KEBUTUHAN TENAGA KERJA / PERSONEL PENYELENGGARA</w:t>
       </w:r>
     </w:p>
     <w:tbl>
       <w:tblPr>
         <w:tblW w:type="auto" w:w="0"/>
         <w:jc w:val="center"/>
+        <w:tblLayout w:type="fixed"/>
         <w:tblLook w:firstColumn="1" w:firstRow="1" w:lastColumn="0" w:lastRow="0" w:noHBand="0" w:noVBand="1" w:val="04A0"/>
+        <w:tblBorders>
+          <w:top w:val="single" w:sz="4" w:space="0" w:color="444444"/>
+          <w:left w:val="single" w:sz="4" w:space="0" w:color="444444"/>
+          <w:bottom w:val="single" w:sz="4" w:space="0" w:color="444444"/>
+          <w:right w:val="single" w:sz="4" w:space="0" w:color="444444"/>
+          <w:insideH w:val="single" w:sz="4" w:space="0" w:color="444444"/>
+          <w:insideV w:val="single" w:sz="4" w:space="0" w:color="444444"/>
+        </w:tblBorders>
       </w:tblPr>
       <w:tblGrid>
-        <w:gridCol w:w="4608"/>
-        <w:gridCol w:w="4608"/>
+        <w:gridCol w:w="1871"/>
+        <w:gridCol w:w="1871"/>
+        <w:gridCol w:w="1871"/>
+        <w:gridCol w:w="1871"/>
+        <w:gridCol w:w="1871"/>
       </w:tblGrid>
       <w:tr>
+        <w:trPr>
+          <w:tblHeader/>
+          <w:cantSplit/>
+        </w:trPr>
         <w:tc>
           <w:tcPr>
-            <w:tcW w:type="dxa" w:w="4320"/>
+            <w:tcW w:type="dxa" w:w="510"/>
+            <w:vAlign w:val="center"/>
+            <w:shd w:fill="D9E2F3"/>
+            <w:tcMar>
+              <w:top w:w="90" w:type="dxa"/>
+              <w:bottom w:w="90" w:type="dxa"/>
+              <w:left w:w="110" w:type="dxa"/>
+              <w:right w:w="110" w:type="dxa"/>
+            </w:tcMar>
           </w:tcPr>
           <w:p>
             <w:pPr>
+              <w:spacing w:before="0" w:after="0" w:line="276" w:lineRule="auto"/>
               <w:jc w:val="center"/>
             </w:pPr>
             <w:r>
               <w:rPr>
                 <w:rFonts w:ascii="Arial" w:hAnsi="Arial"/>
                 <w:b/>
-                <w:sz w:val="20"/>
+                <w:sz w:val="19"/>
               </w:rPr>
-              <w:t>Ketua Tim Persiapan</w:t>
+              <w:t>No.</w:t>
             </w:r>
           </w:p>
         </w:tc>
         <w:tc>
           <w:tcPr>
-            <w:tcW w:type="dxa" w:w="4320"/>
+            <w:tcW w:type="dxa" w:w="2041"/>
+            <w:vAlign w:val="center"/>
+            <w:shd w:fill="D9E2F3"/>
+            <w:tcMar>
+              <w:top w:w="90" w:type="dxa"/>
+              <w:bottom w:w="90" w:type="dxa"/>
+              <w:left w:w="110" w:type="dxa"/>
+              <w:right w:w="110" w:type="dxa"/>
+            </w:tcMar>
           </w:tcPr>
           <w:p>
             <w:pPr>
+              <w:spacing w:before="0" w:after="0" w:line="276" w:lineRule="auto"/>
               <w:jc w:val="center"/>
             </w:pPr>
             <w:r>
               <w:rPr>
                 <w:rFonts w:ascii="Arial" w:hAnsi="Arial"/>
                 <w:b/>
-                <w:sz w:val="20"/>
+                <w:sz w:val="19"/>
               </w:rPr>
-              <w:t>Ketua Tim Pelaksana</w:t>
+              <w:t>Unsur Penyelenggara</w:t>
             </w:r>
           </w:p>
         </w:tc>
-      </w:tr>
-      <w:tr>
         <w:tc>
           <w:tcPr>
-            <w:tcW w:type="dxa" w:w="4320"/>
+            <w:tcW w:type="dxa" w:w="1020"/>
+            <w:vAlign w:val="center"/>
+            <w:shd w:fill="D9E2F3"/>
+            <w:tcMar>
+              <w:top w:w="90" w:type="dxa"/>
+              <w:bottom w:w="90" w:type="dxa"/>
+              <w:left w:w="110" w:type="dxa"/>
+              <w:right w:w="110" w:type="dxa"/>
+            </w:tcMar>
           </w:tcPr>
           <w:p>
             <w:pPr>
+              <w:spacing w:before="0" w:after="0" w:line="276" w:lineRule="auto"/>
               <w:jc w:val="center"/>
             </w:pPr>
             <w:r>
               <w:rPr>
                 <w:rFonts w:ascii="Arial" w:hAnsi="Arial"/>
                 <w:b/>
-                <w:sz w:val="20"/>
+                <w:sz w:val="19"/>
               </w:rPr>
-              <w:br/>
-              <w:br/>
-              <w:br/>
-              <w:br/>
-              <w:t>Nurulia Sefriandari, S.T.</w:t>
-              <w:br/>
-              <w:t>NIP. -</w:t>
+              <w:t>Jumlah</w:t>
             </w:r>
           </w:p>
         </w:tc>
         <w:tc>
           <w:tcPr>
-            <w:tcW w:type="dxa" w:w="4320"/>
+            <w:tcW w:type="dxa" w:w="2154"/>
+            <w:vAlign w:val="center"/>
+            <w:shd w:fill="D9E2F3"/>
+            <w:tcMar>
+              <w:top w:w="90" w:type="dxa"/>
+              <w:bottom w:w="90" w:type="dxa"/>
+              <w:left w:w="110" w:type="dxa"/>
+              <w:right w:w="110" w:type="dxa"/>
+            </w:tcMar>
           </w:tcPr>
           <w:p>
             <w:pPr>
+              <w:spacing w:before="0" w:after="0" w:line="276" w:lineRule="auto"/>
               <w:jc w:val="center"/>
             </w:pPr>
             <w:r>
               <w:rPr>
                 <w:rFonts w:ascii="Arial" w:hAnsi="Arial"/>
                 <w:b/>
-                <w:sz w:val="20"/>
+                <w:sz w:val="19"/>
               </w:rPr>
+              <w:t>Kualifikasi</w:t>
+            </w:r>
+          </w:p>
+        </w:tc>
+        <w:tc>
+          <w:tcPr>
+            <w:tcW w:type="dxa" w:w="3628"/>
+            <w:vAlign w:val="center"/>
+            <w:shd w:fill="D9E2F3"/>
+            <w:tcMar>
+              <w:top w:w="90" w:type="dxa"/>
+              <w:bottom w:w="90" w:type="dxa"/>
+              <w:left w:w="110" w:type="dxa"/>
+              <w:right w:w="110" w:type="dxa"/>
+            </w:tcMar>
+          </w:tcPr>
+          <w:p>
+            <w:pPr>
+              <w:spacing w:before="0" w:after="0" w:line="276" w:lineRule="auto"/>
+              <w:jc w:val="center"/>
+            </w:pPr>
+            <w:r>
+              <w:rPr>
+                <w:rFonts w:ascii="Arial" w:hAnsi="Arial"/>
+                <w:b/>
+                <w:sz w:val="19"/>
+              </w:rPr>
+              <w:t>Peran dalam Pelaksanaan Swakelola</w:t>
+            </w:r>
+          </w:p>
+        </w:tc>
+      </w:tr>
+      <w:tr>
+        <w:trPr>
+          <w:cantSplit/>
+        </w:trPr>
+        <w:tc>
+          <w:tcPr>
+            <w:tcW w:type="dxa" w:w="510"/>
+            <w:vAlign w:val="center"/>
+            <w:tcMar>
+              <w:top w:w="75" w:type="dxa"/>
+              <w:bottom w:w="75" w:type="dxa"/>
+              <w:left w:w="110" w:type="dxa"/>
+              <w:right w:w="110" w:type="dxa"/>
+            </w:tcMar>
+          </w:tcPr>
+          <w:p>
+            <w:pPr>
+              <w:spacing w:before="0" w:after="0" w:line="276" w:lineRule="auto"/>
+              <w:jc w:val="center"/>
+            </w:pPr>
+            <w:r>
+              <w:rPr>
+                <w:rFonts w:ascii="Arial" w:hAnsi="Arial"/>
+                <w:b w:val="0"/>
+                <w:sz w:val="19"/>
+              </w:rPr>
+              <w:t>1</w:t>
+            </w:r>
+          </w:p>
+        </w:tc>
+        <w:tc>
+          <w:tcPr>
+            <w:tcW w:type="dxa" w:w="2041"/>
+            <w:vAlign w:val="center"/>
+            <w:tcMar>
+              <w:top w:w="75" w:type="dxa"/>
+              <w:bottom w:w="75" w:type="dxa"/>
+              <w:left w:w="110" w:type="dxa"/>
+              <w:right w:w="110" w:type="dxa"/>
+            </w:tcMar>
+          </w:tcPr>
+          <w:p>
+            <w:pPr>
+              <w:spacing w:before="0" w:after="0" w:line="276" w:lineRule="auto"/>
+              <w:jc w:val="left"/>
+            </w:pPr>
+            <w:r>
+              <w:rPr>
+                <w:rFonts w:ascii="Arial" w:hAnsi="Arial"/>
+                <w:b w:val="0"/>
+                <w:sz w:val="19"/>
+              </w:rPr>
+              <w:t>Tim Persiapan Swakelola</w:t>
+            </w:r>
+          </w:p>
+        </w:tc>
+        <w:tc>
+          <w:tcPr>
+            <w:tcW w:type="dxa" w:w="1020"/>
+            <w:vAlign w:val="center"/>
+            <w:tcMar>
+              <w:top w:w="75" w:type="dxa"/>
+              <w:bottom w:w="75" w:type="dxa"/>
+              <w:left w:w="110" w:type="dxa"/>
+              <w:right w:w="110" w:type="dxa"/>
+            </w:tcMar>
+          </w:tcPr>
+          <w:p>
+            <w:pPr>
+              <w:spacing w:before="0" w:after="0" w:line="276" w:lineRule="auto"/>
+              <w:jc w:val="left"/>
+            </w:pPr>
+            <w:r>
+              <w:rPr>
+                <w:rFonts w:ascii="Arial" w:hAnsi="Arial"/>
+                <w:b w:val="0"/>
+                <w:sz w:val="19"/>
+              </w:rPr>
+              <w:t>3 Orang</w:t>
+            </w:r>
+          </w:p>
+        </w:tc>
+        <w:tc>
+          <w:tcPr>
+            <w:tcW w:type="dxa" w:w="2154"/>
+            <w:vAlign w:val="center"/>
+            <w:tcMar>
+              <w:top w:w="75" w:type="dxa"/>
+              <w:bottom w:w="75" w:type="dxa"/>
+              <w:left w:w="110" w:type="dxa"/>
+              <w:right w:w="110" w:type="dxa"/>
+            </w:tcMar>
+          </w:tcPr>
+          <w:p>
+            <w:pPr>
+              <w:spacing w:before="0" w:after="0" w:line="276" w:lineRule="auto"/>
+              <w:jc w:val="left"/>
+            </w:pPr>
+            <w:r>
+              <w:rPr>
+                <w:rFonts w:ascii="Arial" w:hAnsi="Arial"/>
+                <w:b w:val="0"/>
+                <w:sz w:val="19"/>
+              </w:rPr>
+              <w:t>Sarjana Teknik / Ekonomi / Administrasi</w:t>
+            </w:r>
+          </w:p>
+        </w:tc>
+        <w:tc>
+          <w:tcPr>
+            <w:tcW w:type="dxa" w:w="3628"/>
+            <w:vAlign w:val="center"/>
+            <w:tcMar>
+              <w:top w:w="75" w:type="dxa"/>
+              <w:bottom w:w="75" w:type="dxa"/>
+              <w:left w:w="110" w:type="dxa"/>
+              <w:right w:w="110" w:type="dxa"/>
+            </w:tcMar>
+          </w:tcPr>
+          <w:p>
+            <w:pPr>
+              <w:spacing w:before="0" w:after="0" w:line="276" w:lineRule="auto"/>
+              <w:jc w:val="both"/>
+            </w:pPr>
+            <w:r>
+              <w:rPr>
+                <w:rFonts w:ascii="Arial" w:hAnsi="Arial"/>
+                <w:b w:val="0"/>
+                <w:sz w:val="19"/>
+              </w:rPr>
+              <w:t>Menyusun rencana kerja, jadwal, spesifikasi kebutuhan, serta telaah KAK dan RAB.</w:t>
+            </w:r>
+          </w:p>
+        </w:tc>
+      </w:tr>
+      <w:tr>
+        <w:trPr>
+          <w:cantSplit/>
+        </w:trPr>
+        <w:tc>
+          <w:tcPr>
+            <w:tcW w:type="dxa" w:w="510"/>
+            <w:vAlign w:val="center"/>
+            <w:tcMar>
+              <w:top w:w="75" w:type="dxa"/>
+              <w:bottom w:w="75" w:type="dxa"/>
+              <w:left w:w="110" w:type="dxa"/>
+              <w:right w:w="110" w:type="dxa"/>
+            </w:tcMar>
+          </w:tcPr>
+          <w:p>
+            <w:pPr>
+              <w:spacing w:before="0" w:after="0" w:line="276" w:lineRule="auto"/>
+              <w:jc w:val="center"/>
+            </w:pPr>
+            <w:r>
+              <w:rPr>
+                <w:rFonts w:ascii="Arial" w:hAnsi="Arial"/>
+                <w:b w:val="0"/>
+                <w:sz w:val="19"/>
+              </w:rPr>
+              <w:t>2</w:t>
+            </w:r>
+          </w:p>
+        </w:tc>
+        <w:tc>
+          <w:tcPr>
+            <w:tcW w:type="dxa" w:w="2041"/>
+            <w:vAlign w:val="center"/>
+            <w:tcMar>
+              <w:top w:w="75" w:type="dxa"/>
+              <w:bottom w:w="75" w:type="dxa"/>
+              <w:left w:w="110" w:type="dxa"/>
+              <w:right w:w="110" w:type="dxa"/>
+            </w:tcMar>
+          </w:tcPr>
+          <w:p>
+            <w:pPr>
+              <w:spacing w:before="0" w:after="0" w:line="276" w:lineRule="auto"/>
+              <w:jc w:val="left"/>
+            </w:pPr>
+            <w:r>
+              <w:rPr>
+                <w:rFonts w:ascii="Arial" w:hAnsi="Arial"/>
+                <w:b w:val="0"/>
+                <w:sz w:val="19"/>
+              </w:rPr>
+              <w:t>Tim Pelaksana Swakelola</w:t>
+            </w:r>
+          </w:p>
+        </w:tc>
+        <w:tc>
+          <w:tcPr>
+            <w:tcW w:type="dxa" w:w="1020"/>
+            <w:vAlign w:val="center"/>
+            <w:tcMar>
+              <w:top w:w="75" w:type="dxa"/>
+              <w:bottom w:w="75" w:type="dxa"/>
+              <w:left w:w="110" w:type="dxa"/>
+              <w:right w:w="110" w:type="dxa"/>
+            </w:tcMar>
+          </w:tcPr>
+          <w:p>
+            <w:pPr>
+              <w:spacing w:before="0" w:after="0" w:line="276" w:lineRule="auto"/>
+              <w:jc w:val="left"/>
+            </w:pPr>
+            <w:r>
+              <w:rPr>
+                <w:rFonts w:ascii="Arial" w:hAnsi="Arial"/>
+                <w:b w:val="0"/>
+                <w:sz w:val="19"/>
+              </w:rPr>
+              <w:t>6 Orang</w:t>
+            </w:r>
+          </w:p>
+        </w:tc>
+        <w:tc>
+          <w:tcPr>
+            <w:tcW w:type="dxa" w:w="2154"/>
+            <w:vAlign w:val="center"/>
+            <w:tcMar>
+              <w:top w:w="75" w:type="dxa"/>
+              <w:bottom w:w="75" w:type="dxa"/>
+              <w:left w:w="110" w:type="dxa"/>
+              <w:right w:w="110" w:type="dxa"/>
+            </w:tcMar>
+          </w:tcPr>
+          <w:p>
+            <w:pPr>
+              <w:spacing w:before="0" w:after="0" w:line="276" w:lineRule="auto"/>
+              <w:jc w:val="left"/>
+            </w:pPr>
+            <w:r>
+              <w:rPr>
+                <w:rFonts w:ascii="Arial" w:hAnsi="Arial"/>
+                <w:b w:val="0"/>
+                <w:sz w:val="19"/>
+              </w:rPr>
+              <w:t>Staf Teknis &amp; Administrasi Satker PPS Riau</w:t>
+            </w:r>
+          </w:p>
+        </w:tc>
+        <w:tc>
+          <w:tcPr>
+            <w:tcW w:type="dxa" w:w="3628"/>
+            <w:vAlign w:val="center"/>
+            <w:tcMar>
+              <w:top w:w="75" w:type="dxa"/>
+              <w:bottom w:w="75" w:type="dxa"/>
+              <w:left w:w="110" w:type="dxa"/>
+              <w:right w:w="110" w:type="dxa"/>
+            </w:tcMar>
+          </w:tcPr>
+          <w:p>
+            <w:pPr>
+              <w:spacing w:before="0" w:after="0" w:line="276" w:lineRule="auto"/>
+              <w:jc w:val="both"/>
+            </w:pPr>
+            <w:r>
+              <w:rPr>
+                <w:rFonts w:ascii="Arial" w:hAnsi="Arial"/>
+                <w:b w:val="0"/>
+                <w:sz w:val="19"/>
+              </w:rPr>
+              <w:t>Melaksanakan administrasi kegiatan, survei lokasi, monitoring lapangan, dan penyusunan laporan.</w:t>
+            </w:r>
+          </w:p>
+        </w:tc>
+      </w:tr>
+      <w:tr>
+        <w:trPr>
+          <w:cantSplit/>
+        </w:trPr>
+        <w:tc>
+          <w:tcPr>
+            <w:tcW w:type="dxa" w:w="510"/>
+            <w:vAlign w:val="center"/>
+            <w:tcMar>
+              <w:top w:w="75" w:type="dxa"/>
+              <w:bottom w:w="75" w:type="dxa"/>
+              <w:left w:w="110" w:type="dxa"/>
+              <w:right w:w="110" w:type="dxa"/>
+            </w:tcMar>
+          </w:tcPr>
+          <w:p>
+            <w:pPr>
+              <w:spacing w:before="0" w:after="0" w:line="276" w:lineRule="auto"/>
+              <w:jc w:val="center"/>
+            </w:pPr>
+            <w:r>
+              <w:rPr>
+                <w:rFonts w:ascii="Arial" w:hAnsi="Arial"/>
+                <w:b w:val="0"/>
+                <w:sz w:val="19"/>
+              </w:rPr>
+              <w:t>3</w:t>
+            </w:r>
+          </w:p>
+        </w:tc>
+        <w:tc>
+          <w:tcPr>
+            <w:tcW w:type="dxa" w:w="2041"/>
+            <w:vAlign w:val="center"/>
+            <w:tcMar>
+              <w:top w:w="75" w:type="dxa"/>
+              <w:bottom w:w="75" w:type="dxa"/>
+              <w:left w:w="110" w:type="dxa"/>
+              <w:right w:w="110" w:type="dxa"/>
+            </w:tcMar>
+          </w:tcPr>
+          <w:p>
+            <w:pPr>
+              <w:spacing w:before="0" w:after="0" w:line="276" w:lineRule="auto"/>
+              <w:jc w:val="left"/>
+            </w:pPr>
+            <w:r>
+              <w:rPr>
+                <w:rFonts w:ascii="Arial" w:hAnsi="Arial"/>
+                <w:b w:val="0"/>
+                <w:sz w:val="19"/>
+              </w:rPr>
+              <w:t>Tim Pengawas Swakelola</w:t>
+            </w:r>
+          </w:p>
+        </w:tc>
+        <w:tc>
+          <w:tcPr>
+            <w:tcW w:type="dxa" w:w="1020"/>
+            <w:vAlign w:val="center"/>
+            <w:tcMar>
+              <w:top w:w="75" w:type="dxa"/>
+              <w:bottom w:w="75" w:type="dxa"/>
+              <w:left w:w="110" w:type="dxa"/>
+              <w:right w:w="110" w:type="dxa"/>
+            </w:tcMar>
+          </w:tcPr>
+          <w:p>
+            <w:pPr>
+              <w:spacing w:before="0" w:after="0" w:line="276" w:lineRule="auto"/>
+              <w:jc w:val="left"/>
+            </w:pPr>
+            <w:r>
+              <w:rPr>
+                <w:rFonts w:ascii="Arial" w:hAnsi="Arial"/>
+                <w:b w:val="0"/>
+                <w:sz w:val="19"/>
+              </w:rPr>
+              <w:t>2 Orang</w:t>
+            </w:r>
+          </w:p>
+        </w:tc>
+        <w:tc>
+          <w:tcPr>
+            <w:tcW w:type="dxa" w:w="2154"/>
+            <w:vAlign w:val="center"/>
+            <w:tcMar>
+              <w:top w:w="75" w:type="dxa"/>
+              <w:bottom w:w="75" w:type="dxa"/>
+              <w:left w:w="110" w:type="dxa"/>
+              <w:right w:w="110" w:type="dxa"/>
+            </w:tcMar>
+          </w:tcPr>
+          <w:p>
+            <w:pPr>
+              <w:spacing w:before="0" w:after="0" w:line="276" w:lineRule="auto"/>
+              <w:jc w:val="left"/>
+            </w:pPr>
+            <w:r>
+              <w:rPr>
+                <w:rFonts w:ascii="Arial" w:hAnsi="Arial"/>
+                <w:b w:val="0"/>
+                <w:sz w:val="19"/>
+              </w:rPr>
+              <w:t>Pejabat / Staf Pengawas &amp; Keuangan Satker</w:t>
+            </w:r>
+          </w:p>
+        </w:tc>
+        <w:tc>
+          <w:tcPr>
+            <w:tcW w:type="dxa" w:w="3628"/>
+            <w:vAlign w:val="center"/>
+            <w:tcMar>
+              <w:top w:w="75" w:type="dxa"/>
+              <w:bottom w:w="75" w:type="dxa"/>
+              <w:left w:w="110" w:type="dxa"/>
+              <w:right w:w="110" w:type="dxa"/>
+            </w:tcMar>
+          </w:tcPr>
+          <w:p>
+            <w:pPr>
+              <w:spacing w:before="0" w:after="0" w:line="276" w:lineRule="auto"/>
+              <w:jc w:val="both"/>
+            </w:pPr>
+            <w:r>
+              <w:rPr>
+                <w:rFonts w:ascii="Arial" w:hAnsi="Arial"/>
+                <w:b w:val="0"/>
+                <w:sz w:val="19"/>
+              </w:rPr>
+              <w:t>Melaksanakan pengawasan administrasi, teknis, dan pengujian bukti pertanggungjawaban keuangan.</w:t>
+            </w:r>
+          </w:p>
+        </w:tc>
+      </w:tr>
+      <w:tr>
+        <w:trPr>
+          <w:cantSplit/>
+        </w:trPr>
+        <w:tc>
+          <w:tcPr>
+            <w:tcW w:type="dxa" w:w="510"/>
+            <w:vAlign w:val="center"/>
+            <w:tcMar>
+              <w:top w:w="75" w:type="dxa"/>
+              <w:bottom w:w="75" w:type="dxa"/>
+              <w:left w:w="110" w:type="dxa"/>
+              <w:right w:w="110" w:type="dxa"/>
+            </w:tcMar>
+          </w:tcPr>
+          <w:p>
+            <w:pPr>
+              <w:spacing w:before="0" w:after="0" w:line="276" w:lineRule="auto"/>
+              <w:jc w:val="center"/>
+            </w:pPr>
+            <w:r>
+              <w:rPr>
+                <w:rFonts w:ascii="Arial" w:hAnsi="Arial"/>
+                <w:b w:val="0"/>
+                <w:sz w:val="19"/>
+              </w:rPr>
+              <w:t>4</w:t>
+            </w:r>
+          </w:p>
+        </w:tc>
+        <w:tc>
+          <w:tcPr>
+            <w:tcW w:type="dxa" w:w="2041"/>
+            <w:vAlign w:val="center"/>
+            <w:tcMar>
+              <w:top w:w="75" w:type="dxa"/>
+              <w:bottom w:w="75" w:type="dxa"/>
+              <w:left w:w="110" w:type="dxa"/>
+              <w:right w:w="110" w:type="dxa"/>
+            </w:tcMar>
+          </w:tcPr>
+          <w:p>
+            <w:pPr>
+              <w:spacing w:before="0" w:after="0" w:line="276" w:lineRule="auto"/>
+              <w:jc w:val="left"/>
+            </w:pPr>
+            <w:r>
+              <w:rPr>
+                <w:rFonts w:ascii="Arial" w:hAnsi="Arial"/>
+                <w:b w:val="0"/>
+                <w:sz w:val="19"/>
+              </w:rPr>
+              <w:t>Tenaga Ahli Eksternal</w:t>
+            </w:r>
+          </w:p>
+        </w:tc>
+        <w:tc>
+          <w:tcPr>
+            <w:tcW w:type="dxa" w:w="1020"/>
+            <w:vAlign w:val="center"/>
+            <w:tcMar>
+              <w:top w:w="75" w:type="dxa"/>
+              <w:bottom w:w="75" w:type="dxa"/>
+              <w:left w:w="110" w:type="dxa"/>
+              <w:right w:w="110" w:type="dxa"/>
+            </w:tcMar>
+          </w:tcPr>
+          <w:p>
+            <w:pPr>
+              <w:spacing w:before="0" w:after="0" w:line="276" w:lineRule="auto"/>
+              <w:jc w:val="left"/>
+            </w:pPr>
+            <w:r>
+              <w:rPr>
+                <w:rFonts w:ascii="Arial" w:hAnsi="Arial"/>
+                <w:b w:val="0"/>
+                <w:sz w:val="19"/>
+              </w:rPr>
+              <w:t>- (Nihil)</w:t>
+            </w:r>
+          </w:p>
+        </w:tc>
+        <w:tc>
+          <w:tcPr>
+            <w:tcW w:type="dxa" w:w="2154"/>
+            <w:vAlign w:val="center"/>
+            <w:tcMar>
+              <w:top w:w="75" w:type="dxa"/>
+              <w:bottom w:w="75" w:type="dxa"/>
+              <w:left w:w="110" w:type="dxa"/>
+              <w:right w:w="110" w:type="dxa"/>
+            </w:tcMar>
+          </w:tcPr>
+          <w:p>
+            <w:pPr>
+              <w:spacing w:before="0" w:after="0" w:line="276" w:lineRule="auto"/>
+              <w:jc w:val="left"/>
+            </w:pPr>
+            <w:r>
+              <w:rPr>
+                <w:rFonts w:ascii="Arial" w:hAnsi="Arial"/>
+                <w:b w:val="0"/>
+                <w:sz w:val="19"/>
+              </w:rPr>
+              <w:t>-</w:t>
+            </w:r>
+          </w:p>
+        </w:tc>
+        <w:tc>
+          <w:tcPr>
+            <w:tcW w:type="dxa" w:w="3628"/>
+            <w:vAlign w:val="center"/>
+            <w:tcMar>
+              <w:top w:w="75" w:type="dxa"/>
+              <w:bottom w:w="75" w:type="dxa"/>
+              <w:left w:w="110" w:type="dxa"/>
+              <w:right w:w="110" w:type="dxa"/>
+            </w:tcMar>
+          </w:tcPr>
+          <w:p>
+            <w:pPr>
+              <w:spacing w:before="0" w:after="0" w:line="276" w:lineRule="auto"/>
+              <w:jc w:val="both"/>
+            </w:pPr>
+            <w:r>
+              <w:rPr>
+                <w:rFonts w:ascii="Arial" w:hAnsi="Arial"/>
+                <w:b w:val="0"/>
+                <w:sz w:val="19"/>
+              </w:rPr>
+              <w:t>Tidak menggunakan tenaga ahli eksternal karena kompetensi teknis tersedia pada SDM internal Satker.</w:t>
+            </w:r>
+          </w:p>
+        </w:tc>
+      </w:tr>
+    </w:tbl>
+    <w:p>
+      <w:pPr>
+        <w:spacing w:before="0" w:after="120"/>
+      </w:pPr>
+    </w:p>
+    <w:p>
+      <w:pPr>
+        <w:keepNext/>
+        <w:spacing w:before="160" w:after="80"/>
+        <w:jc w:val="left"/>
+      </w:pPr>
+      <w:r>
+        <w:rPr>
+          <w:rFonts w:ascii="Arial" w:hAnsi="Arial"/>
+          <w:b/>
+          <w:sz w:val="21"/>
+        </w:rPr>
+        <w:t>III. RENCANA KEBUTUHAN BAHAN DAN SARANA PENDUKUNG</w:t>
+      </w:r>
+    </w:p>
+    <w:tbl>
+      <w:tblPr>
+        <w:tblW w:type="auto" w:w="0"/>
+        <w:jc w:val="center"/>
+        <w:tblLayout w:type="fixed"/>
+        <w:tblLook w:firstColumn="1" w:firstRow="1" w:lastColumn="0" w:lastRow="0" w:noHBand="0" w:noVBand="1" w:val="04A0"/>
+        <w:tblBorders>
+          <w:top w:val="single" w:sz="4" w:space="0" w:color="444444"/>
+          <w:left w:val="single" w:sz="4" w:space="0" w:color="444444"/>
+          <w:bottom w:val="single" w:sz="4" w:space="0" w:color="444444"/>
+          <w:right w:val="single" w:sz="4" w:space="0" w:color="444444"/>
+          <w:insideH w:val="single" w:sz="4" w:space="0" w:color="444444"/>
+          <w:insideV w:val="single" w:sz="4" w:space="0" w:color="444444"/>
+        </w:tblBorders>
+      </w:tblPr>
+      <w:tblGrid>
+        <w:gridCol w:w="1871"/>
+        <w:gridCol w:w="1871"/>
+        <w:gridCol w:w="1871"/>
+        <w:gridCol w:w="1871"/>
+        <w:gridCol w:w="1871"/>
+      </w:tblGrid>
+      <w:tr>
+        <w:trPr>
+          <w:tblHeader/>
+          <w:cantSplit/>
+        </w:trPr>
+        <w:tc>
+          <w:tcPr>
+            <w:tcW w:type="dxa" w:w="510"/>
+            <w:vAlign w:val="center"/>
+            <w:shd w:fill="D9E2F3"/>
+            <w:tcMar>
+              <w:top w:w="90" w:type="dxa"/>
+              <w:bottom w:w="90" w:type="dxa"/>
+              <w:left w:w="110" w:type="dxa"/>
+              <w:right w:w="110" w:type="dxa"/>
+            </w:tcMar>
+          </w:tcPr>
+          <w:p>
+            <w:pPr>
+              <w:spacing w:before="0" w:after="0" w:line="276" w:lineRule="auto"/>
+              <w:jc w:val="center"/>
+            </w:pPr>
+            <w:r>
+              <w:rPr>
+                <w:rFonts w:ascii="Arial" w:hAnsi="Arial"/>
+                <w:b/>
+                <w:sz w:val="19"/>
+              </w:rPr>
+              <w:t>No.</w:t>
+            </w:r>
+          </w:p>
+        </w:tc>
+        <w:tc>
+          <w:tcPr>
+            <w:tcW w:type="dxa" w:w="1984"/>
+            <w:vAlign w:val="center"/>
+            <w:shd w:fill="D9E2F3"/>
+            <w:tcMar>
+              <w:top w:w="90" w:type="dxa"/>
+              <w:bottom w:w="90" w:type="dxa"/>
+              <w:left w:w="110" w:type="dxa"/>
+              <w:right w:w="110" w:type="dxa"/>
+            </w:tcMar>
+          </w:tcPr>
+          <w:p>
+            <w:pPr>
+              <w:spacing w:before="0" w:after="0" w:line="276" w:lineRule="auto"/>
+              <w:jc w:val="center"/>
+            </w:pPr>
+            <w:r>
+              <w:rPr>
+                <w:rFonts w:ascii="Arial" w:hAnsi="Arial"/>
+                <w:b/>
+                <w:sz w:val="19"/>
+              </w:rPr>
+              <w:t>Jenis Bahan / Peralatan</w:t>
+            </w:r>
+          </w:p>
+        </w:tc>
+        <w:tc>
+          <w:tcPr>
+            <w:tcW w:type="dxa" w:w="3742"/>
+            <w:vAlign w:val="center"/>
+            <w:shd w:fill="D9E2F3"/>
+            <w:tcMar>
+              <w:top w:w="90" w:type="dxa"/>
+              <w:bottom w:w="90" w:type="dxa"/>
+              <w:left w:w="110" w:type="dxa"/>
+              <w:right w:w="110" w:type="dxa"/>
+            </w:tcMar>
+          </w:tcPr>
+          <w:p>
+            <w:pPr>
+              <w:spacing w:before="0" w:after="0" w:line="276" w:lineRule="auto"/>
+              <w:jc w:val="center"/>
+            </w:pPr>
+            <w:r>
+              <w:rPr>
+                <w:rFonts w:ascii="Arial" w:hAnsi="Arial"/>
+                <w:b/>
+                <w:sz w:val="19"/>
+              </w:rPr>
+              <w:t>Rincian Spesifikasi Kebutuhan</w:t>
+            </w:r>
+          </w:p>
+        </w:tc>
+        <w:tc>
+          <w:tcPr>
+            <w:tcW w:type="dxa" w:w="1304"/>
+            <w:vAlign w:val="center"/>
+            <w:shd w:fill="D9E2F3"/>
+            <w:tcMar>
+              <w:top w:w="90" w:type="dxa"/>
+              <w:bottom w:w="90" w:type="dxa"/>
+              <w:left w:w="110" w:type="dxa"/>
+              <w:right w:w="110" w:type="dxa"/>
+            </w:tcMar>
+          </w:tcPr>
+          <w:p>
+            <w:pPr>
+              <w:spacing w:before="0" w:after="0" w:line="276" w:lineRule="auto"/>
+              <w:jc w:val="center"/>
+            </w:pPr>
+            <w:r>
+              <w:rPr>
+                <w:rFonts w:ascii="Arial" w:hAnsi="Arial"/>
+                <w:b/>
+                <w:sz w:val="19"/>
+              </w:rPr>
+              <w:t>Volume</w:t>
+            </w:r>
+          </w:p>
+        </w:tc>
+        <w:tc>
+          <w:tcPr>
+            <w:tcW w:type="dxa" w:w="1814"/>
+            <w:vAlign w:val="center"/>
+            <w:shd w:fill="D9E2F3"/>
+            <w:tcMar>
+              <w:top w:w="90" w:type="dxa"/>
+              <w:bottom w:w="90" w:type="dxa"/>
+              <w:left w:w="110" w:type="dxa"/>
+              <w:right w:w="110" w:type="dxa"/>
+            </w:tcMar>
+          </w:tcPr>
+          <w:p>
+            <w:pPr>
+              <w:spacing w:before="0" w:after="0" w:line="276" w:lineRule="auto"/>
+              <w:jc w:val="center"/>
+            </w:pPr>
+            <w:r>
+              <w:rPr>
+                <w:rFonts w:ascii="Arial" w:hAnsi="Arial"/>
+                <w:b/>
+                <w:sz w:val="19"/>
+              </w:rPr>
+              <w:t>Metode Pemenuhan</w:t>
+            </w:r>
+          </w:p>
+        </w:tc>
+      </w:tr>
+      <w:tr>
+        <w:trPr>
+          <w:cantSplit/>
+        </w:trPr>
+        <w:tc>
+          <w:tcPr>
+            <w:tcW w:type="dxa" w:w="510"/>
+            <w:vAlign w:val="center"/>
+            <w:tcMar>
+              <w:top w:w="75" w:type="dxa"/>
+              <w:bottom w:w="75" w:type="dxa"/>
+              <w:left w:w="110" w:type="dxa"/>
+              <w:right w:w="110" w:type="dxa"/>
+            </w:tcMar>
+          </w:tcPr>
+          <w:p>
+            <w:pPr>
+              <w:spacing w:before="0" w:after="0" w:line="276" w:lineRule="auto"/>
+              <w:jc w:val="center"/>
+            </w:pPr>
+            <w:r>
+              <w:rPr>
+                <w:rFonts w:ascii="Arial" w:hAnsi="Arial"/>
+                <w:b w:val="0"/>
+                <w:sz w:val="19"/>
+              </w:rPr>
+              <w:t>1</w:t>
+            </w:r>
+          </w:p>
+        </w:tc>
+        <w:tc>
+          <w:tcPr>
+            <w:tcW w:type="dxa" w:w="1984"/>
+            <w:vAlign w:val="center"/>
+            <w:tcMar>
+              <w:top w:w="75" w:type="dxa"/>
+              <w:bottom w:w="75" w:type="dxa"/>
+              <w:left w:w="110" w:type="dxa"/>
+              <w:right w:w="110" w:type="dxa"/>
+            </w:tcMar>
+          </w:tcPr>
+          <w:p>
+            <w:pPr>
+              <w:spacing w:before="0" w:after="0" w:line="276" w:lineRule="auto"/>
+              <w:jc w:val="left"/>
+            </w:pPr>
+            <w:r>
+              <w:rPr>
+                <w:rFonts w:ascii="Arial" w:hAnsi="Arial"/>
+                <w:b w:val="0"/>
+                <w:sz w:val="19"/>
+              </w:rPr>
+              <w:t>Alat Tulis Kantor (ATK)</w:t>
+            </w:r>
+          </w:p>
+        </w:tc>
+        <w:tc>
+          <w:tcPr>
+            <w:tcW w:type="dxa" w:w="3742"/>
+            <w:vAlign w:val="center"/>
+            <w:tcMar>
+              <w:top w:w="75" w:type="dxa"/>
+              <w:bottom w:w="75" w:type="dxa"/>
+              <w:left w:w="110" w:type="dxa"/>
+              <w:right w:w="110" w:type="dxa"/>
+            </w:tcMar>
+          </w:tcPr>
+          <w:p>
+            <w:pPr>
+              <w:spacing w:before="0" w:after="0" w:line="276" w:lineRule="auto"/>
+              <w:jc w:val="both"/>
+            </w:pPr>
+            <w:r>
+              <w:rPr>
+                <w:rFonts w:ascii="Arial" w:hAnsi="Arial"/>
+                <w:b w:val="0"/>
+                <w:sz w:val="19"/>
+              </w:rPr>
+              <w:t>Kertas HVS F4/A4 80gr, Odner Bantex, Map Binder, Kertas Jilid, Plastik Mika, Lakban, Pena, Pensil, Stapler, Klip, dan perlengkapan pemberkasan.</w:t>
+            </w:r>
+          </w:p>
+        </w:tc>
+        <w:tc>
+          <w:tcPr>
+            <w:tcW w:type="dxa" w:w="1304"/>
+            <w:vAlign w:val="center"/>
+            <w:tcMar>
+              <w:top w:w="75" w:type="dxa"/>
+              <w:bottom w:w="75" w:type="dxa"/>
+              <w:left w:w="110" w:type="dxa"/>
+              <w:right w:w="110" w:type="dxa"/>
+            </w:tcMar>
+          </w:tcPr>
+          <w:p>
+            <w:pPr>
+              <w:spacing w:before="0" w:after="0" w:line="276" w:lineRule="auto"/>
+              <w:jc w:val="center"/>
+            </w:pPr>
+            <w:r>
+              <w:rPr>
+                <w:rFonts w:ascii="Arial" w:hAnsi="Arial"/>
+                <w:b w:val="0"/>
+                <w:sz w:val="19"/>
+              </w:rPr>
+              <w:t>1 Paket</w:t>
+              <w:br/>
+              <w:t>(Rp 10.750.000)</w:t>
+            </w:r>
+          </w:p>
+        </w:tc>
+        <w:tc>
+          <w:tcPr>
+            <w:tcW w:type="dxa" w:w="1814"/>
+            <w:vAlign w:val="center"/>
+            <w:tcMar>
+              <w:top w:w="75" w:type="dxa"/>
+              <w:bottom w:w="75" w:type="dxa"/>
+              <w:left w:w="110" w:type="dxa"/>
+              <w:right w:w="110" w:type="dxa"/>
+            </w:tcMar>
+          </w:tcPr>
+          <w:p>
+            <w:pPr>
+              <w:spacing w:before="0" w:after="0" w:line="276" w:lineRule="auto"/>
+              <w:jc w:val="left"/>
+            </w:pPr>
+            <w:r>
+              <w:rPr>
+                <w:rFonts w:ascii="Arial" w:hAnsi="Arial"/>
+                <w:b w:val="0"/>
+                <w:sz w:val="19"/>
+              </w:rPr>
+              <w:t>Pembelian Langsung</w:t>
+              <w:br/>
+              <w:t>(Akun 521211)</w:t>
+            </w:r>
+          </w:p>
+        </w:tc>
+      </w:tr>
+      <w:tr>
+        <w:trPr>
+          <w:cantSplit/>
+        </w:trPr>
+        <w:tc>
+          <w:tcPr>
+            <w:tcW w:type="dxa" w:w="510"/>
+            <w:vAlign w:val="center"/>
+            <w:tcMar>
+              <w:top w:w="75" w:type="dxa"/>
+              <w:bottom w:w="75" w:type="dxa"/>
+              <w:left w:w="110" w:type="dxa"/>
+              <w:right w:w="110" w:type="dxa"/>
+            </w:tcMar>
+          </w:tcPr>
+          <w:p>
+            <w:pPr>
+              <w:spacing w:before="0" w:after="0" w:line="276" w:lineRule="auto"/>
+              <w:jc w:val="center"/>
+            </w:pPr>
+            <w:r>
+              <w:rPr>
+                <w:rFonts w:ascii="Arial" w:hAnsi="Arial"/>
+                <w:b w:val="0"/>
+                <w:sz w:val="19"/>
+              </w:rPr>
+              <w:t>2</w:t>
+            </w:r>
+          </w:p>
+        </w:tc>
+        <w:tc>
+          <w:tcPr>
+            <w:tcW w:type="dxa" w:w="1984"/>
+            <w:vAlign w:val="center"/>
+            <w:tcMar>
+              <w:top w:w="75" w:type="dxa"/>
+              <w:bottom w:w="75" w:type="dxa"/>
+              <w:left w:w="110" w:type="dxa"/>
+              <w:right w:w="110" w:type="dxa"/>
+            </w:tcMar>
+          </w:tcPr>
+          <w:p>
+            <w:pPr>
+              <w:spacing w:before="0" w:after="0" w:line="276" w:lineRule="auto"/>
+              <w:jc w:val="left"/>
+            </w:pPr>
+            <w:r>
+              <w:rPr>
+                <w:rFonts w:ascii="Arial" w:hAnsi="Arial"/>
+                <w:b w:val="0"/>
+                <w:sz w:val="19"/>
+              </w:rPr>
+              <w:t>Computer Supplies</w:t>
+            </w:r>
+          </w:p>
+        </w:tc>
+        <w:tc>
+          <w:tcPr>
+            <w:tcW w:type="dxa" w:w="3742"/>
+            <w:vAlign w:val="center"/>
+            <w:tcMar>
+              <w:top w:w="75" w:type="dxa"/>
+              <w:bottom w:w="75" w:type="dxa"/>
+              <w:left w:w="110" w:type="dxa"/>
+              <w:right w:w="110" w:type="dxa"/>
+            </w:tcMar>
+          </w:tcPr>
+          <w:p>
+            <w:pPr>
+              <w:spacing w:before="0" w:after="0" w:line="276" w:lineRule="auto"/>
+              <w:jc w:val="both"/>
+            </w:pPr>
+            <w:r>
+              <w:rPr>
+                <w:rFonts w:ascii="Arial" w:hAnsi="Arial"/>
+                <w:b w:val="0"/>
+                <w:sz w:val="19"/>
+              </w:rPr>
+              <w:t>Tinta Printer Epson Original (003/664), Toner Cartridge LaserJet 85A/17A, Flashdisk, dan perlengkapan cetak laporan.</w:t>
+            </w:r>
+          </w:p>
+        </w:tc>
+        <w:tc>
+          <w:tcPr>
+            <w:tcW w:type="dxa" w:w="1304"/>
+            <w:vAlign w:val="center"/>
+            <w:tcMar>
+              <w:top w:w="75" w:type="dxa"/>
+              <w:bottom w:w="75" w:type="dxa"/>
+              <w:left w:w="110" w:type="dxa"/>
+              <w:right w:w="110" w:type="dxa"/>
+            </w:tcMar>
+          </w:tcPr>
+          <w:p>
+            <w:pPr>
+              <w:spacing w:before="0" w:after="0" w:line="276" w:lineRule="auto"/>
+              <w:jc w:val="center"/>
+            </w:pPr>
+            <w:r>
+              <w:rPr>
+                <w:rFonts w:ascii="Arial" w:hAnsi="Arial"/>
+                <w:b w:val="0"/>
+                <w:sz w:val="19"/>
+              </w:rPr>
+              <w:t>1 Paket</w:t>
+              <w:br/>
+              <w:t>(Rp 9.485.000)</w:t>
+            </w:r>
+          </w:p>
+        </w:tc>
+        <w:tc>
+          <w:tcPr>
+            <w:tcW w:type="dxa" w:w="1814"/>
+            <w:vAlign w:val="center"/>
+            <w:tcMar>
+              <w:top w:w="75" w:type="dxa"/>
+              <w:bottom w:w="75" w:type="dxa"/>
+              <w:left w:w="110" w:type="dxa"/>
+              <w:right w:w="110" w:type="dxa"/>
+            </w:tcMar>
+          </w:tcPr>
+          <w:p>
+            <w:pPr>
+              <w:spacing w:before="0" w:after="0" w:line="276" w:lineRule="auto"/>
+              <w:jc w:val="left"/>
+            </w:pPr>
+            <w:r>
+              <w:rPr>
+                <w:rFonts w:ascii="Arial" w:hAnsi="Arial"/>
+                <w:b w:val="0"/>
+                <w:sz w:val="19"/>
+              </w:rPr>
+              <w:t>Pembelian Langsung</w:t>
+              <w:br/>
+              <w:t>(Akun 521211)</w:t>
+            </w:r>
+          </w:p>
+        </w:tc>
+      </w:tr>
+      <w:tr>
+        <w:trPr>
+          <w:cantSplit/>
+        </w:trPr>
+        <w:tc>
+          <w:tcPr>
+            <w:tcW w:type="dxa" w:w="510"/>
+            <w:vAlign w:val="center"/>
+            <w:tcMar>
+              <w:top w:w="75" w:type="dxa"/>
+              <w:bottom w:w="75" w:type="dxa"/>
+              <w:left w:w="110" w:type="dxa"/>
+              <w:right w:w="110" w:type="dxa"/>
+            </w:tcMar>
+          </w:tcPr>
+          <w:p>
+            <w:pPr>
+              <w:spacing w:before="0" w:after="0" w:line="276" w:lineRule="auto"/>
+              <w:jc w:val="center"/>
+            </w:pPr>
+            <w:r>
+              <w:rPr>
+                <w:rFonts w:ascii="Arial" w:hAnsi="Arial"/>
+                <w:b w:val="0"/>
+                <w:sz w:val="19"/>
+              </w:rPr>
+              <w:t>3</w:t>
+            </w:r>
+          </w:p>
+        </w:tc>
+        <w:tc>
+          <w:tcPr>
+            <w:tcW w:type="dxa" w:w="1984"/>
+            <w:vAlign w:val="center"/>
+            <w:tcMar>
+              <w:top w:w="75" w:type="dxa"/>
+              <w:bottom w:w="75" w:type="dxa"/>
+              <w:left w:w="110" w:type="dxa"/>
+              <w:right w:w="110" w:type="dxa"/>
+            </w:tcMar>
+          </w:tcPr>
+          <w:p>
+            <w:pPr>
+              <w:spacing w:before="0" w:after="0" w:line="276" w:lineRule="auto"/>
+              <w:jc w:val="left"/>
+            </w:pPr>
+            <w:r>
+              <w:rPr>
+                <w:rFonts w:ascii="Arial" w:hAnsi="Arial"/>
+                <w:b w:val="0"/>
+                <w:sz w:val="19"/>
+              </w:rPr>
+              <w:t>Peralatan Kerja &amp; Survei</w:t>
+            </w:r>
+          </w:p>
+        </w:tc>
+        <w:tc>
+          <w:tcPr>
+            <w:tcW w:type="dxa" w:w="3742"/>
+            <w:vAlign w:val="center"/>
+            <w:tcMar>
+              <w:top w:w="75" w:type="dxa"/>
+              <w:bottom w:w="75" w:type="dxa"/>
+              <w:left w:w="110" w:type="dxa"/>
+              <w:right w:w="110" w:type="dxa"/>
+            </w:tcMar>
+          </w:tcPr>
+          <w:p>
+            <w:pPr>
+              <w:spacing w:before="0" w:after="0" w:line="276" w:lineRule="auto"/>
+              <w:jc w:val="both"/>
+            </w:pPr>
+            <w:r>
+              <w:rPr>
+                <w:rFonts w:ascii="Arial" w:hAnsi="Arial"/>
+                <w:b w:val="0"/>
+                <w:sz w:val="19"/>
+              </w:rPr>
+              <w:t>Laptop/Komputer, Printer, Kamera Dokumentasi, Alat Ukur Lapangan, dan Kendaraan Operasional.</w:t>
+            </w:r>
+          </w:p>
+        </w:tc>
+        <w:tc>
+          <w:tcPr>
+            <w:tcW w:type="dxa" w:w="1304"/>
+            <w:vAlign w:val="center"/>
+            <w:tcMar>
+              <w:top w:w="75" w:type="dxa"/>
+              <w:bottom w:w="75" w:type="dxa"/>
+              <w:left w:w="110" w:type="dxa"/>
+              <w:right w:w="110" w:type="dxa"/>
+            </w:tcMar>
+          </w:tcPr>
+          <w:p>
+            <w:pPr>
+              <w:spacing w:before="0" w:after="0" w:line="276" w:lineRule="auto"/>
+              <w:jc w:val="center"/>
+            </w:pPr>
+            <w:r>
+              <w:rPr>
+                <w:rFonts w:ascii="Arial" w:hAnsi="Arial"/>
+                <w:b w:val="0"/>
+                <w:sz w:val="19"/>
+              </w:rPr>
+              <w:t>Sesuai Penugasan</w:t>
+            </w:r>
+          </w:p>
+        </w:tc>
+        <w:tc>
+          <w:tcPr>
+            <w:tcW w:type="dxa" w:w="1814"/>
+            <w:vAlign w:val="center"/>
+            <w:tcMar>
+              <w:top w:w="75" w:type="dxa"/>
+              <w:bottom w:w="75" w:type="dxa"/>
+              <w:left w:w="110" w:type="dxa"/>
+              <w:right w:w="110" w:type="dxa"/>
+            </w:tcMar>
+          </w:tcPr>
+          <w:p>
+            <w:pPr>
+              <w:spacing w:before="0" w:after="0" w:line="276" w:lineRule="auto"/>
+              <w:jc w:val="left"/>
+            </w:pPr>
+            <w:r>
+              <w:rPr>
+                <w:rFonts w:ascii="Arial" w:hAnsi="Arial"/>
+                <w:b w:val="0"/>
+                <w:sz w:val="19"/>
+              </w:rPr>
+              <w:t>Fasilitas Barang Milik Negara (BMN) Satker PPS Riau</w:t>
+            </w:r>
+          </w:p>
+        </w:tc>
+      </w:tr>
+    </w:tbl>
+    <w:p>
+      <w:pPr>
+        <w:spacing w:before="0" w:after="120"/>
+      </w:pPr>
+    </w:p>
+    <w:tbl>
+      <w:tblPr>
+        <w:tblW w:type="auto" w:w="0"/>
+        <w:jc w:val="center"/>
+        <w:tblLayout w:type="fixed"/>
+        <w:tblLook w:firstColumn="1" w:firstRow="1" w:lastColumn="0" w:lastRow="0" w:noHBand="0" w:noVBand="1" w:val="04A0"/>
+        <w:tblBorders>
+          <w:top w:val="none" w:sz="0" w:space="0" w:color="auto"/>
+          <w:left w:val="none" w:sz="0" w:space="0" w:color="auto"/>
+          <w:bottom w:val="none" w:sz="0" w:space="0" w:color="auto"/>
+          <w:right w:val="none" w:sz="0" w:space="0" w:color="auto"/>
+          <w:insideH w:val="none" w:sz="0" w:space="0" w:color="auto"/>
+          <w:insideV w:val="none" w:sz="0" w:space="0" w:color="auto"/>
+        </w:tblBorders>
+      </w:tblPr>
+      <w:tblGrid>
+        <w:gridCol w:w="4677"/>
+        <w:gridCol w:w="4677"/>
+      </w:tblGrid>
+      <w:tr>
+        <w:trPr>
+          <w:cantSplit/>
+        </w:trPr>
+        <w:tc>
+          <w:tcPr>
+            <w:tcW w:type="dxa" w:w="4677"/>
+          </w:tcPr>
+          <w:p>
+            <w:pPr>
+              <w:spacing w:before="160" w:line="276" w:lineRule="auto"/>
+              <w:jc w:val="left"/>
+            </w:pPr>
+            <w:r>
+              <w:rPr>
+                <w:rFonts w:ascii="Arial" w:hAnsi="Arial"/>
+                <w:sz w:val="21"/>
+              </w:rPr>
+              <w:t>Disetujui oleh,</w:t>
+              <w:br/>
+            </w:r>
+            <w:r>
+              <w:rPr>
+                <w:rFonts w:ascii="Arial" w:hAnsi="Arial"/>
+                <w:b/>
+                <w:sz w:val="21"/>
+              </w:rPr>
+              <w:t>Pejabat Pembuat Komitmen (PPK)</w:t>
+              <w:br/>
+              <w:t>Satker Pelaksanaan Prasarana Strategis Riau,</w:t>
               <w:br/>
               <w:br/>
               <w:br/>
               <w:br/>
-              <w:t>Junaidi</w:t>
+            </w:r>
+            <w:r>
+              <w:rPr>
+                <w:rFonts w:ascii="Arial" w:hAnsi="Arial"/>
+                <w:b/>
+                <w:sz w:val="21"/>
+                <w:u w:val="single"/>
+              </w:rPr>
+              <w:t>Nurhidayat Nugroho, S.Ars.</w:t>
               <w:br/>
-              <w:t>NIP. 19740704 200701 1 002</w:t>
+            </w:r>
+            <w:r>
+              <w:rPr>
+                <w:rFonts w:ascii="Arial" w:hAnsi="Arial"/>
+                <w:sz w:val="21"/>
+              </w:rPr>
+              <w:t>NIP. 19901221 201802 1 001</w:t>
+            </w:r>
+          </w:p>
+        </w:tc>
+        <w:tc>
+          <w:tcPr>
+            <w:tcW w:type="dxa" w:w="4677"/>
+          </w:tcPr>
+          <w:p>
+            <w:pPr>
+              <w:spacing w:before="160" w:line="276" w:lineRule="auto"/>
+              <w:jc w:val="left"/>
+            </w:pPr>
+            <w:r>
+              <w:rPr>
+                <w:rFonts w:ascii="Arial" w:hAnsi="Arial"/>
+                <w:sz w:val="21"/>
+              </w:rPr>
+              <w:t>Pekanbaru, 25 September 2025</w:t>
+              <w:br/>
+              <w:t>Disusun oleh,</w:t>
+              <w:br/>
+            </w:r>
+            <w:r>
+              <w:rPr>
+                <w:rFonts w:ascii="Arial" w:hAnsi="Arial"/>
+                <w:b/>
+                <w:sz w:val="21"/>
+              </w:rPr>
+              <w:t>Ketua Tim Persiapan Swakelola,</w:t>
+              <w:br/>
+              <w:br/>
+              <w:br/>
+              <w:br/>
+            </w:r>
+            <w:r>
+              <w:rPr>
+                <w:rFonts w:ascii="Arial" w:hAnsi="Arial"/>
+                <w:b/>
+                <w:sz w:val="21"/>
+                <w:u w:val="single"/>
+              </w:rPr>
+              <w:t>Nurulia Sefriandari, S.T.</w:t>
+              <w:br/>
+            </w:r>
+            <w:r>
+              <w:rPr>
+                <w:rFonts w:ascii="Arial" w:hAnsi="Arial"/>
+                <w:sz w:val="21"/>
+              </w:rPr>
+              <w:t>NIP. 19950912 202012 2 004</w:t>
             </w:r>
           </w:p>
         </w:tc>
       </w:tr>
     </w:tbl>
     <w:sectPr>
-      <w:pgSz w:w="12240" w:h="15840"/>
-      <w:pgMar w:top="1440" w:right="1800" w:bottom="1440" w:left="1800" w:header="720" w:footer="720" w:gutter="0"/>
+      <w:pgSz w:w="11906" w:h="16838"/>
+      <w:pgMar w:top="1020" w:right="1276" w:bottom="1134" w:left="1276" w:header="720" w:footer="720" w:gutter="0"/>
       <w:cols w:space="720"/>
       <w:docGrid w:linePitch="360"/>
     </w:sectPr>
@@ -600,6 +1932,14 @@
     <w:name w:val="Normal"/>
     <w:qFormat/>
     <w:rsid w:val="00FC693F"/>
+    <w:pPr>
+      <w:spacing w:line="288" w:lineRule="auto" w:after="80"/>
+    </w:pPr>
+    <w:rPr>
+      <w:rFonts w:ascii="Arial" w:hAnsi="Arial"/>
+      <w:color w:val="000000"/>
+      <w:sz w:val="21"/>
+    </w:rPr>
   </w:style>
   <w:style w:type="paragraph" w:styleId="Header">
     <w:name w:val="header"/>
